--- a/Paper/Liver_Disease_Paper/Iteration_0/Liver_Disease_Abstract.docx
+++ b/Paper/Liver_Disease_Paper/Iteration_0/Liver_Disease_Abstract.docx
@@ -138,7 +138,14 @@
           <w:rFonts w:asciiTheme="minorHAnsi" w:hAnsiTheme="minorHAnsi" w:cstheme="minorHAnsi"/>
           <w:sz w:val="22"/>
         </w:rPr>
-        <w:t xml:space="preserve"> of </w:t>
+        <w:t xml:space="preserve"> of patients</w:t>
+      </w:r>
+      <w:r>
+        <w:rPr>
+          <w:rFonts w:asciiTheme="minorHAnsi" w:hAnsiTheme="minorHAnsi" w:cstheme="minorHAnsi"/>
+          <w:sz w:val="22"/>
+        </w:rPr>
+        <w:t xml:space="preserve"> develop liver </w:t>
       </w:r>
       <w:proofErr w:type="gramStart"/>
       <w:r>
@@ -146,7 +153,14 @@
           <w:rFonts w:asciiTheme="minorHAnsi" w:hAnsiTheme="minorHAnsi" w:cstheme="minorHAnsi"/>
           <w:sz w:val="22"/>
         </w:rPr>
-        <w:t>CRC</w:t>
+        <w:t>metastasis</w:t>
+      </w:r>
+      <w:r>
+        <w:rPr>
+          <w:rFonts w:asciiTheme="minorHAnsi" w:hAnsiTheme="minorHAnsi" w:cstheme="minorHAnsi"/>
+          <w:sz w:val="22"/>
+        </w:rPr>
+        <w:t>(</w:t>
       </w:r>
       <w:proofErr w:type="gramEnd"/>
       <w:r>
@@ -154,21 +168,21 @@
           <w:rFonts w:asciiTheme="minorHAnsi" w:hAnsiTheme="minorHAnsi" w:cstheme="minorHAnsi"/>
           <w:sz w:val="22"/>
         </w:rPr>
-        <w:t xml:space="preserve"> patients</w:t>
-      </w:r>
-      <w:r>
-        <w:rPr>
-          <w:rFonts w:asciiTheme="minorHAnsi" w:hAnsiTheme="minorHAnsi" w:cstheme="minorHAnsi"/>
-          <w:sz w:val="22"/>
-        </w:rPr>
-        <w:t xml:space="preserve"> develop liver metastasis (CRLM).</w:t>
-      </w:r>
-      <w:r>
-        <w:rPr>
-          <w:rFonts w:asciiTheme="minorHAnsi" w:hAnsiTheme="minorHAnsi" w:cstheme="minorHAnsi"/>
-          <w:sz w:val="22"/>
-        </w:rPr>
-        <w:t xml:space="preserve"> Treatments, such as radiation and </w:t>
+        <w:t>CRLM).</w:t>
+      </w:r>
+      <w:r>
+        <w:rPr>
+          <w:rFonts w:asciiTheme="minorHAnsi" w:hAnsiTheme="minorHAnsi" w:cstheme="minorHAnsi"/>
+          <w:sz w:val="22"/>
+        </w:rPr>
+        <w:t xml:space="preserve"> Treatments like</w:t>
+      </w:r>
+      <w:r>
+        <w:rPr>
+          <w:rFonts w:asciiTheme="minorHAnsi" w:hAnsiTheme="minorHAnsi" w:cstheme="minorHAnsi"/>
+          <w:sz w:val="22"/>
+        </w:rPr>
+        <w:t xml:space="preserve"> radiation and </w:t>
       </w:r>
       <w:r>
         <w:rPr>
@@ -182,7 +196,14 @@
           <w:rFonts w:asciiTheme="minorHAnsi" w:hAnsiTheme="minorHAnsi" w:cstheme="minorHAnsi"/>
           <w:sz w:val="22"/>
         </w:rPr>
-        <w:t xml:space="preserve">therapies, </w:t>
+        <w:t>therapies</w:t>
+      </w:r>
+      <w:r>
+        <w:rPr>
+          <w:rFonts w:asciiTheme="minorHAnsi" w:hAnsiTheme="minorHAnsi" w:cstheme="minorHAnsi"/>
+          <w:sz w:val="22"/>
+        </w:rPr>
+        <w:t xml:space="preserve"> </w:t>
       </w:r>
       <w:r>
         <w:rPr>
@@ -210,7 +231,21 @@
           <w:rFonts w:asciiTheme="minorHAnsi" w:hAnsiTheme="minorHAnsi" w:cstheme="minorHAnsi"/>
           <w:sz w:val="22"/>
         </w:rPr>
-        <w:t>accurate planning and delivery of focal therapy</w:t>
+        <w:t xml:space="preserve">planning and </w:t>
+      </w:r>
+      <w:r>
+        <w:rPr>
+          <w:rFonts w:asciiTheme="minorHAnsi" w:hAnsiTheme="minorHAnsi" w:cstheme="minorHAnsi"/>
+          <w:sz w:val="22"/>
+        </w:rPr>
+        <w:t xml:space="preserve">therapy </w:t>
+      </w:r>
+      <w:r>
+        <w:rPr>
+          <w:rFonts w:asciiTheme="minorHAnsi" w:hAnsiTheme="minorHAnsi" w:cstheme="minorHAnsi"/>
+          <w:sz w:val="22"/>
+        </w:rPr>
+        <w:t>delivery</w:t>
       </w:r>
       <w:r>
         <w:rPr>
@@ -224,7 +259,102 @@
           <w:rFonts w:asciiTheme="minorHAnsi" w:hAnsiTheme="minorHAnsi" w:cstheme="minorHAnsi"/>
           <w:sz w:val="22"/>
         </w:rPr>
-        <w:t xml:space="preserve"> For ablation therapy, ablation zone segmentation is required to evaluate disease coverage. Here, we propose a fully convolutional (FC) model to segment both the disease and the ablation zone.</w:t>
+        <w:t xml:space="preserve"> For ablation, ablation</w:t>
+      </w:r>
+      <w:r>
+        <w:rPr>
+          <w:rFonts w:asciiTheme="minorHAnsi" w:hAnsiTheme="minorHAnsi" w:cstheme="minorHAnsi"/>
+          <w:sz w:val="22"/>
+        </w:rPr>
+        <w:t>-</w:t>
+      </w:r>
+      <w:r>
+        <w:rPr>
+          <w:rFonts w:asciiTheme="minorHAnsi" w:hAnsiTheme="minorHAnsi" w:cstheme="minorHAnsi"/>
+          <w:sz w:val="22"/>
+        </w:rPr>
+        <w:t xml:space="preserve">zone segmentation is required to evaluate disease </w:t>
+      </w:r>
+      <w:bookmarkStart w:id="0" w:name="_GoBack"/>
+      <w:bookmarkEnd w:id="0"/>
+      <w:r>
+        <w:rPr>
+          <w:rFonts w:asciiTheme="minorHAnsi" w:hAnsiTheme="minorHAnsi" w:cstheme="minorHAnsi"/>
+          <w:sz w:val="22"/>
+        </w:rPr>
+        <w:t>coverage.</w:t>
+      </w:r>
+      <w:r>
+        <w:rPr>
+          <w:rFonts w:asciiTheme="minorHAnsi" w:hAnsiTheme="minorHAnsi" w:cstheme="minorHAnsi"/>
+          <w:sz w:val="22"/>
+        </w:rPr>
+        <w:t xml:space="preserve"> We propose a fully </w:t>
+      </w:r>
+      <w:proofErr w:type="gramStart"/>
+      <w:r>
+        <w:rPr>
+          <w:rFonts w:asciiTheme="minorHAnsi" w:hAnsiTheme="minorHAnsi" w:cstheme="minorHAnsi"/>
+          <w:sz w:val="22"/>
+        </w:rPr>
+        <w:t>convolutional</w:t>
+      </w:r>
+      <w:r>
+        <w:rPr>
+          <w:rFonts w:asciiTheme="minorHAnsi" w:hAnsiTheme="minorHAnsi" w:cstheme="minorHAnsi"/>
+          <w:sz w:val="22"/>
+        </w:rPr>
+        <w:t>(</w:t>
+      </w:r>
+      <w:proofErr w:type="gramEnd"/>
+      <w:r>
+        <w:rPr>
+          <w:rFonts w:asciiTheme="minorHAnsi" w:hAnsiTheme="minorHAnsi" w:cstheme="minorHAnsi"/>
+          <w:sz w:val="22"/>
+        </w:rPr>
+        <w:t xml:space="preserve">FC) model to segment </w:t>
+      </w:r>
+      <w:r>
+        <w:rPr>
+          <w:rFonts w:asciiTheme="minorHAnsi" w:hAnsiTheme="minorHAnsi" w:cstheme="minorHAnsi"/>
+          <w:sz w:val="22"/>
+        </w:rPr>
+        <w:t xml:space="preserve">CRLM </w:t>
+      </w:r>
+      <w:r>
+        <w:rPr>
+          <w:rFonts w:asciiTheme="minorHAnsi" w:hAnsiTheme="minorHAnsi" w:cstheme="minorHAnsi"/>
+          <w:sz w:val="22"/>
+        </w:rPr>
+        <w:t xml:space="preserve">and </w:t>
+      </w:r>
+      <w:r>
+        <w:rPr>
+          <w:rFonts w:asciiTheme="minorHAnsi" w:hAnsiTheme="minorHAnsi" w:cstheme="minorHAnsi"/>
+          <w:sz w:val="22"/>
+        </w:rPr>
+        <w:t>ablation-</w:t>
+      </w:r>
+      <w:r>
+        <w:rPr>
+          <w:rFonts w:asciiTheme="minorHAnsi" w:hAnsiTheme="minorHAnsi" w:cstheme="minorHAnsi"/>
+          <w:sz w:val="22"/>
+        </w:rPr>
+        <w:t>zone</w:t>
+      </w:r>
+      <w:r>
+        <w:rPr>
+          <w:rFonts w:asciiTheme="minorHAnsi" w:hAnsiTheme="minorHAnsi" w:cstheme="minorHAnsi"/>
+          <w:sz w:val="22"/>
+        </w:rPr>
+        <w:t>s</w:t>
+      </w:r>
+      <w:r>
+        <w:rPr>
+          <w:rFonts w:asciiTheme="minorHAnsi" w:hAnsiTheme="minorHAnsi" w:cstheme="minorHAnsi"/>
+          <w:sz w:val="22"/>
+        </w:rPr>
+        <w:t>.</w:t>
       </w:r>
     </w:p>
     <w:p>
@@ -241,7 +371,15 @@
           <w:rFonts w:asciiTheme="minorHAnsi" w:hAnsiTheme="minorHAnsi" w:cstheme="minorHAnsi"/>
           <w:sz w:val="22"/>
         </w:rPr>
-        <w:t>Purpose:</w:t>
+        <w:t>Purpose</w:t>
+      </w:r>
+      <w:proofErr w:type="gramStart"/>
+      <w:r>
+        <w:rPr>
+          <w:rFonts w:asciiTheme="minorHAnsi" w:hAnsiTheme="minorHAnsi" w:cstheme="minorHAnsi"/>
+          <w:sz w:val="22"/>
+        </w:rPr>
+        <w:t>:</w:t>
       </w:r>
       <w:r>
         <w:rPr>
@@ -251,12 +389,20 @@
         <w:t>We</w:t>
       </w:r>
       <w:proofErr w:type="spellEnd"/>
-      <w:r>
-        <w:rPr>
-          <w:rFonts w:asciiTheme="minorHAnsi" w:hAnsiTheme="minorHAnsi" w:cstheme="minorHAnsi"/>
-          <w:sz w:val="22"/>
-        </w:rPr>
-        <w:t xml:space="preserve"> hypothesized that </w:t>
+      <w:proofErr w:type="gramEnd"/>
+      <w:r>
+        <w:rPr>
+          <w:rFonts w:asciiTheme="minorHAnsi" w:hAnsiTheme="minorHAnsi" w:cstheme="minorHAnsi"/>
+          <w:sz w:val="22"/>
+        </w:rPr>
+        <w:t xml:space="preserve"> hypothesize</w:t>
+      </w:r>
+      <w:r>
+        <w:rPr>
+          <w:rFonts w:asciiTheme="minorHAnsi" w:hAnsiTheme="minorHAnsi" w:cstheme="minorHAnsi"/>
+          <w:sz w:val="22"/>
+        </w:rPr>
+        <w:t xml:space="preserve"> </w:t>
       </w:r>
       <w:r>
         <w:rPr>
@@ -270,7 +416,28 @@
           <w:rFonts w:asciiTheme="minorHAnsi" w:hAnsiTheme="minorHAnsi" w:cstheme="minorHAnsi"/>
           <w:sz w:val="22"/>
         </w:rPr>
-        <w:t xml:space="preserve"> neural networks, trained using novel methods to account for varying lesion sizes, will provide rapid and accurate identification and segmentation of CRLM and ablation </w:t>
+        <w:t xml:space="preserve"> neural networks, trained using novel </w:t>
+      </w:r>
+      <w:r>
+        <w:rPr>
+          <w:rFonts w:asciiTheme="minorHAnsi" w:hAnsiTheme="minorHAnsi" w:cstheme="minorHAnsi"/>
+          <w:sz w:val="22"/>
+        </w:rPr>
+        <w:t>methods</w:t>
+      </w:r>
+      <w:r>
+        <w:rPr>
+          <w:rFonts w:asciiTheme="minorHAnsi" w:hAnsiTheme="minorHAnsi" w:cstheme="minorHAnsi"/>
+          <w:sz w:val="22"/>
+        </w:rPr>
+        <w:t>, will provide rapid and accurate identification and se</w:t>
+      </w:r>
+      <w:r>
+        <w:rPr>
+          <w:rFonts w:asciiTheme="minorHAnsi" w:hAnsiTheme="minorHAnsi" w:cstheme="minorHAnsi"/>
+          <w:sz w:val="22"/>
+        </w:rPr>
+        <w:t>gmentation of CRLM and ablation-</w:t>
       </w:r>
       <w:r>
         <w:rPr>
@@ -323,7 +490,21 @@
           <w:rFonts w:asciiTheme="minorHAnsi" w:hAnsiTheme="minorHAnsi" w:cstheme="minorHAnsi"/>
           <w:sz w:val="22"/>
         </w:rPr>
-        <w:t>: Standard 3D-UNet, Residual 3D-UNet, Dense 3D-Unet, and Hybrid-</w:t>
+        <w:t>: Standard</w:t>
+      </w:r>
+      <w:r>
+        <w:rPr>
+          <w:rFonts w:asciiTheme="minorHAnsi" w:hAnsiTheme="minorHAnsi" w:cstheme="minorHAnsi"/>
+          <w:sz w:val="22"/>
+        </w:rPr>
+        <w:t>-, Residual-, Dense-3D-UNet</w:t>
+      </w:r>
+      <w:r>
+        <w:rPr>
+          <w:rFonts w:asciiTheme="minorHAnsi" w:hAnsiTheme="minorHAnsi" w:cstheme="minorHAnsi"/>
+          <w:sz w:val="22"/>
+        </w:rPr>
+        <w:t>, and Hybrid-</w:t>
       </w:r>
       <w:proofErr w:type="spellStart"/>
       <w:r>
@@ -339,7 +520,28 @@
           <w:rFonts w:asciiTheme="minorHAnsi" w:hAnsiTheme="minorHAnsi" w:cstheme="minorHAnsi"/>
           <w:sz w:val="22"/>
         </w:rPr>
-        <w:t xml:space="preserve">. These models </w:t>
+        <w:t xml:space="preserve">. </w:t>
+      </w:r>
+      <w:r>
+        <w:rPr>
+          <w:rFonts w:asciiTheme="minorHAnsi" w:hAnsiTheme="minorHAnsi" w:cstheme="minorHAnsi"/>
+          <w:sz w:val="22"/>
+        </w:rPr>
+        <w:t>M</w:t>
+      </w:r>
+      <w:r>
+        <w:rPr>
+          <w:rFonts w:asciiTheme="minorHAnsi" w:hAnsiTheme="minorHAnsi" w:cstheme="minorHAnsi"/>
+          <w:sz w:val="22"/>
+        </w:rPr>
+        <w:t>odels were trained on 92 patients from the Liver Tumor</w:t>
+      </w:r>
+      <w:r>
+        <w:rPr>
+          <w:rFonts w:asciiTheme="minorHAnsi" w:hAnsiTheme="minorHAnsi" w:cstheme="minorHAnsi"/>
+          <w:sz w:val="22"/>
+        </w:rPr>
+        <w:t xml:space="preserve"> </w:t>
       </w:r>
       <w:proofErr w:type="gramStart"/>
       <w:r>
@@ -347,7 +549,31 @@
           <w:rFonts w:asciiTheme="minorHAnsi" w:hAnsiTheme="minorHAnsi" w:cstheme="minorHAnsi"/>
           <w:sz w:val="22"/>
         </w:rPr>
-        <w:t>were trained and optimized on 92 patients from the publicly available Liver Tumor</w:t>
+        <w:t>Segmentation(</w:t>
+      </w:r>
+      <w:proofErr w:type="spellStart"/>
+      <w:proofErr w:type="gramEnd"/>
+      <w:r>
+        <w:rPr>
+          <w:rFonts w:asciiTheme="minorHAnsi" w:hAnsiTheme="minorHAnsi" w:cstheme="minorHAnsi"/>
+          <w:sz w:val="22"/>
+        </w:rPr>
+        <w:t>LiTS</w:t>
+      </w:r>
+      <w:proofErr w:type="spellEnd"/>
+      <w:r>
+        <w:rPr>
+          <w:rFonts w:asciiTheme="minorHAnsi" w:hAnsiTheme="minorHAnsi" w:cstheme="minorHAnsi"/>
+          <w:sz w:val="22"/>
+        </w:rPr>
+        <w:t>) challenge. For the evaluation</w:t>
+      </w:r>
+      <w:r>
+        <w:rPr>
+          <w:rFonts w:asciiTheme="minorHAnsi" w:hAnsiTheme="minorHAnsi" w:cstheme="minorHAnsi"/>
+          <w:sz w:val="22"/>
+        </w:rPr>
+        <w:t>,</w:t>
       </w:r>
       <w:r>
         <w:rPr>
@@ -361,7 +587,100 @@
           <w:rFonts w:asciiTheme="minorHAnsi" w:hAnsiTheme="minorHAnsi" w:cstheme="minorHAnsi"/>
           <w:sz w:val="22"/>
         </w:rPr>
-        <w:t>Segmentation (</w:t>
+        <w:t xml:space="preserve">we acquired </w:t>
+      </w:r>
+      <w:r>
+        <w:rPr>
+          <w:rFonts w:asciiTheme="minorHAnsi" w:hAnsiTheme="minorHAnsi" w:cstheme="minorHAnsi"/>
+          <w:sz w:val="22"/>
+        </w:rPr>
+        <w:t xml:space="preserve">15 patients from the 3D-IRCADb database, </w:t>
+      </w:r>
+      <w:r>
+        <w:rPr>
+          <w:rFonts w:asciiTheme="minorHAnsi" w:hAnsiTheme="minorHAnsi" w:cstheme="minorHAnsi"/>
+          <w:sz w:val="22"/>
+        </w:rPr>
+        <w:t xml:space="preserve">18 patients </w:t>
+      </w:r>
+      <w:r>
+        <w:rPr>
+          <w:rFonts w:asciiTheme="minorHAnsi" w:hAnsiTheme="minorHAnsi" w:cstheme="minorHAnsi"/>
+          <w:sz w:val="22"/>
+        </w:rPr>
+        <w:t xml:space="preserve">from our </w:t>
+      </w:r>
+      <w:proofErr w:type="gramStart"/>
+      <w:r>
+        <w:rPr>
+          <w:rFonts w:asciiTheme="minorHAnsi" w:hAnsiTheme="minorHAnsi" w:cstheme="minorHAnsi"/>
+          <w:sz w:val="22"/>
+        </w:rPr>
+        <w:t>institution</w:t>
+      </w:r>
+      <w:r>
+        <w:rPr>
+          <w:rFonts w:asciiTheme="minorHAnsi" w:hAnsiTheme="minorHAnsi" w:cstheme="minorHAnsi"/>
+          <w:sz w:val="22"/>
+        </w:rPr>
+        <w:t>(</w:t>
+      </w:r>
+      <w:proofErr w:type="gramEnd"/>
+      <w:r>
+        <w:rPr>
+          <w:rFonts w:asciiTheme="minorHAnsi" w:hAnsiTheme="minorHAnsi" w:cstheme="minorHAnsi"/>
+          <w:sz w:val="22"/>
+        </w:rPr>
+        <w:t>CRLM=</w:t>
+      </w:r>
+      <w:r>
+        <w:rPr>
+          <w:rFonts w:asciiTheme="minorHAnsi" w:hAnsiTheme="minorHAnsi" w:cstheme="minorHAnsi"/>
+          <w:sz w:val="22"/>
+        </w:rPr>
+        <w:t>2</w:t>
+      </w:r>
+      <w:r>
+        <w:rPr>
+          <w:rFonts w:asciiTheme="minorHAnsi" w:hAnsiTheme="minorHAnsi" w:cstheme="minorHAnsi"/>
+          <w:sz w:val="22"/>
+        </w:rPr>
+        <w:t>4</w:t>
+      </w:r>
+      <w:r>
+        <w:rPr>
+          <w:rFonts w:asciiTheme="minorHAnsi" w:hAnsiTheme="minorHAnsi" w:cstheme="minorHAnsi"/>
+          <w:sz w:val="22"/>
+        </w:rPr>
+        <w:t xml:space="preserve">, </w:t>
+      </w:r>
+      <w:r>
+        <w:rPr>
+          <w:rFonts w:asciiTheme="minorHAnsi" w:hAnsiTheme="minorHAnsi" w:cstheme="minorHAnsi"/>
+          <w:sz w:val="22"/>
+        </w:rPr>
+        <w:t>ablation-zone=</w:t>
+      </w:r>
+      <w:r>
+        <w:rPr>
+          <w:rFonts w:asciiTheme="minorHAnsi" w:hAnsiTheme="minorHAnsi" w:cstheme="minorHAnsi"/>
+          <w:sz w:val="22"/>
+        </w:rPr>
+        <w:t>19)</w:t>
+      </w:r>
+      <w:r>
+        <w:rPr>
+          <w:rFonts w:asciiTheme="minorHAnsi" w:hAnsiTheme="minorHAnsi" w:cstheme="minorHAnsi"/>
+          <w:sz w:val="22"/>
+        </w:rPr>
+        <w:t xml:space="preserve">, and </w:t>
+      </w:r>
+      <w:r>
+        <w:rPr>
+          <w:rFonts w:asciiTheme="minorHAnsi" w:hAnsiTheme="minorHAnsi" w:cstheme="minorHAnsi"/>
+          <w:sz w:val="22"/>
+        </w:rPr>
+        <w:t xml:space="preserve">submitted to the </w:t>
       </w:r>
       <w:proofErr w:type="spellStart"/>
       <w:r>
@@ -377,7 +696,57 @@
           <w:rFonts w:asciiTheme="minorHAnsi" w:hAnsiTheme="minorHAnsi" w:cstheme="minorHAnsi"/>
           <w:sz w:val="22"/>
         </w:rPr>
-        <w:t>) challenge</w:t>
+        <w:t xml:space="preserve"> challenge(n=70). Q</w:t>
+      </w:r>
+      <w:r>
+        <w:rPr>
+          <w:rFonts w:asciiTheme="minorHAnsi" w:hAnsiTheme="minorHAnsi" w:cstheme="minorHAnsi"/>
+          <w:sz w:val="22"/>
+        </w:rPr>
+        <w:t>ualitative evaluation</w:t>
+      </w:r>
+      <w:r>
+        <w:rPr>
+          <w:rFonts w:asciiTheme="minorHAnsi" w:hAnsiTheme="minorHAnsi" w:cstheme="minorHAnsi"/>
+          <w:sz w:val="22"/>
+        </w:rPr>
+        <w:t>s of our institutional data were</w:t>
+      </w:r>
+      <w:r>
+        <w:rPr>
+          <w:rFonts w:asciiTheme="minorHAnsi" w:hAnsiTheme="minorHAnsi" w:cstheme="minorHAnsi"/>
+          <w:sz w:val="22"/>
+        </w:rPr>
+        <w:t xml:space="preserve"> performed by </w:t>
+      </w:r>
+      <w:r>
+        <w:rPr>
+          <w:rFonts w:asciiTheme="minorHAnsi" w:hAnsiTheme="minorHAnsi" w:cstheme="minorHAnsi"/>
+          <w:sz w:val="22"/>
+        </w:rPr>
+        <w:t>t</w:t>
+      </w:r>
+      <w:r>
+        <w:rPr>
+          <w:rFonts w:asciiTheme="minorHAnsi" w:hAnsiTheme="minorHAnsi" w:cstheme="minorHAnsi"/>
+          <w:sz w:val="22"/>
+        </w:rPr>
+        <w:t xml:space="preserve">wo board certified </w:t>
+      </w:r>
+      <w:proofErr w:type="gramStart"/>
+      <w:r>
+        <w:rPr>
+          <w:rFonts w:asciiTheme="minorHAnsi" w:hAnsiTheme="minorHAnsi" w:cstheme="minorHAnsi"/>
+          <w:sz w:val="22"/>
+        </w:rPr>
+        <w:t>radiologists</w:t>
+      </w:r>
+      <w:r>
+        <w:rPr>
+          <w:rFonts w:asciiTheme="minorHAnsi" w:hAnsiTheme="minorHAnsi" w:cstheme="minorHAnsi"/>
+          <w:sz w:val="22"/>
+        </w:rPr>
+        <w:t>(</w:t>
       </w:r>
       <w:proofErr w:type="gramEnd"/>
       <w:r>
@@ -385,67 +754,7 @@
           <w:rFonts w:asciiTheme="minorHAnsi" w:hAnsiTheme="minorHAnsi" w:cstheme="minorHAnsi"/>
           <w:sz w:val="22"/>
         </w:rPr>
-        <w:t xml:space="preserve">. For the model evaluation we acquired 15 patients from the 3D-IRCADb database, submitted predictions to the </w:t>
-      </w:r>
-      <w:proofErr w:type="spellStart"/>
-      <w:r>
-        <w:rPr>
-          <w:rFonts w:asciiTheme="minorHAnsi" w:hAnsiTheme="minorHAnsi" w:cstheme="minorHAnsi"/>
-          <w:sz w:val="22"/>
-        </w:rPr>
-        <w:t>LiTS</w:t>
-      </w:r>
-      <w:proofErr w:type="spellEnd"/>
-      <w:r>
-        <w:rPr>
-          <w:rFonts w:asciiTheme="minorHAnsi" w:hAnsiTheme="minorHAnsi" w:cstheme="minorHAnsi"/>
-          <w:sz w:val="22"/>
-        </w:rPr>
-        <w:t xml:space="preserve"> </w:t>
-      </w:r>
-      <w:proofErr w:type="gramStart"/>
-      <w:r>
-        <w:rPr>
-          <w:rFonts w:asciiTheme="minorHAnsi" w:hAnsiTheme="minorHAnsi" w:cstheme="minorHAnsi"/>
-          <w:sz w:val="22"/>
-        </w:rPr>
-        <w:t>challenge(</w:t>
-      </w:r>
-      <w:proofErr w:type="gramEnd"/>
-      <w:r>
-        <w:rPr>
-          <w:rFonts w:asciiTheme="minorHAnsi" w:hAnsiTheme="minorHAnsi" w:cstheme="minorHAnsi"/>
-          <w:sz w:val="22"/>
-        </w:rPr>
-        <w:t>n=70), and identified 18 patients previously treated at our institution (24 CRLM, 19 ablation zones). Q</w:t>
-      </w:r>
-      <w:r>
-        <w:rPr>
-          <w:rFonts w:asciiTheme="minorHAnsi" w:hAnsiTheme="minorHAnsi" w:cstheme="minorHAnsi"/>
-          <w:sz w:val="22"/>
-        </w:rPr>
-        <w:t>ualitative evaluation</w:t>
-      </w:r>
-      <w:r>
-        <w:rPr>
-          <w:rFonts w:asciiTheme="minorHAnsi" w:hAnsiTheme="minorHAnsi" w:cstheme="minorHAnsi"/>
-          <w:sz w:val="22"/>
-        </w:rPr>
-        <w:t>s of our institutional data were</w:t>
-      </w:r>
-      <w:r>
-        <w:rPr>
-          <w:rFonts w:asciiTheme="minorHAnsi" w:hAnsiTheme="minorHAnsi" w:cstheme="minorHAnsi"/>
-          <w:sz w:val="22"/>
-        </w:rPr>
-        <w:t xml:space="preserve"> performed by </w:t>
-      </w:r>
-      <w:r>
-        <w:rPr>
-          <w:rFonts w:asciiTheme="minorHAnsi" w:hAnsiTheme="minorHAnsi" w:cstheme="minorHAnsi"/>
-          <w:sz w:val="22"/>
-        </w:rPr>
-        <w:t>two board certified radiologists (interventional, diagnostic), and a radiology-trained physician fellow, using a Likert scale 1-5</w:t>
+        <w:t>interventional, diagnostic), and a radiology-trained physician fellow, using a Likert scale 1-5</w:t>
       </w:r>
       <w:r>
         <w:rPr>
@@ -477,8 +786,6 @@
         </w:rPr>
         <w:t>Results: The most accurate model was the Hybrid-</w:t>
       </w:r>
-      <w:bookmarkStart w:id="0" w:name="_GoBack"/>
-      <w:bookmarkEnd w:id="0"/>
       <w:proofErr w:type="spellStart"/>
       <w:r>
         <w:rPr>
@@ -530,7 +837,7 @@
           <w:rFonts w:asciiTheme="minorHAnsi" w:hAnsiTheme="minorHAnsi" w:cstheme="minorHAnsi"/>
           <w:sz w:val="22"/>
         </w:rPr>
-        <w:t xml:space="preserve">Dice similarity coefficient (DSC) </w:t>
+        <w:t xml:space="preserve">Dice similarity coefficient(DSC) </w:t>
       </w:r>
       <w:r>
         <w:rPr>
@@ -621,7 +928,14 @@
           <w:rFonts w:asciiTheme="minorHAnsi" w:hAnsiTheme="minorHAnsi" w:cstheme="minorHAnsi"/>
           <w:sz w:val="22"/>
         </w:rPr>
-        <w:t xml:space="preserve">From submission to the </w:t>
+        <w:t>In</w:t>
+      </w:r>
+      <w:r>
+        <w:rPr>
+          <w:rFonts w:asciiTheme="minorHAnsi" w:hAnsiTheme="minorHAnsi" w:cstheme="minorHAnsi"/>
+          <w:sz w:val="22"/>
+        </w:rPr>
+        <w:t xml:space="preserve"> the </w:t>
       </w:r>
       <w:proofErr w:type="spellStart"/>
       <w:r>
@@ -669,7 +983,21 @@
           <w:rFonts w:asciiTheme="minorHAnsi" w:hAnsiTheme="minorHAnsi" w:cstheme="minorHAnsi"/>
           <w:sz w:val="22"/>
         </w:rPr>
-        <w:t xml:space="preserve">(47/48) for disease sites ≥15mm in diameter. Qualitatively, </w:t>
+        <w:t xml:space="preserve">(47/48) for </w:t>
+      </w:r>
+      <w:r>
+        <w:rPr>
+          <w:rFonts w:asciiTheme="minorHAnsi" w:hAnsiTheme="minorHAnsi" w:cstheme="minorHAnsi"/>
+          <w:sz w:val="22"/>
+        </w:rPr>
+        <w:t>sites</w:t>
+      </w:r>
+      <w:r>
+        <w:rPr>
+          <w:rFonts w:asciiTheme="minorHAnsi" w:hAnsiTheme="minorHAnsi" w:cstheme="minorHAnsi"/>
+          <w:sz w:val="22"/>
+        </w:rPr>
+        <w:t xml:space="preserve"> ≥15mm in diameter. Qualitatively, </w:t>
       </w:r>
       <w:proofErr w:type="gramStart"/>
       <w:r>
@@ -685,7 +1013,21 @@
           <w:rFonts w:asciiTheme="minorHAnsi" w:hAnsiTheme="minorHAnsi" w:cstheme="minorHAnsi"/>
           <w:sz w:val="22"/>
         </w:rPr>
-        <w:t xml:space="preserve">(24/24; minority vote) of the CRLM and 84%(16/19; majority vote) of the ablation contours had Likert scores ≥4. </w:t>
+        <w:t>(24/24; minority vote) of the CRLM and 84%(16/19;</w:t>
+      </w:r>
+      <w:r>
+        <w:rPr>
+          <w:rFonts w:asciiTheme="minorHAnsi" w:hAnsiTheme="minorHAnsi" w:cstheme="minorHAnsi"/>
+          <w:sz w:val="22"/>
+        </w:rPr>
+        <w:t xml:space="preserve"> majority vote) of the ablation-zones</w:t>
+      </w:r>
+      <w:r>
+        <w:rPr>
+          <w:rFonts w:asciiTheme="minorHAnsi" w:hAnsiTheme="minorHAnsi" w:cstheme="minorHAnsi"/>
+          <w:sz w:val="22"/>
+        </w:rPr>
+        <w:t xml:space="preserve"> had Likert scores ≥4. </w:t>
       </w:r>
     </w:p>
     <w:p>
@@ -701,8 +1043,14 @@
           <w:rFonts w:asciiTheme="minorHAnsi" w:hAnsiTheme="minorHAnsi" w:cstheme="minorHAnsi"/>
           <w:sz w:val="22"/>
         </w:rPr>
-        <w:lastRenderedPageBreak/>
-        <w:t>Conclusion: The proposed Hybrid-</w:t>
+        <w:t xml:space="preserve">Conclusion: The </w:t>
+      </w:r>
+      <w:r>
+        <w:rPr>
+          <w:rFonts w:asciiTheme="minorHAnsi" w:hAnsiTheme="minorHAnsi" w:cstheme="minorHAnsi"/>
+          <w:sz w:val="22"/>
+        </w:rPr>
+        <w:t>Hybrid-</w:t>
       </w:r>
       <w:proofErr w:type="spellStart"/>
       <w:r>
@@ -718,7 +1066,44 @@
           <w:rFonts w:asciiTheme="minorHAnsi" w:hAnsiTheme="minorHAnsi" w:cstheme="minorHAnsi"/>
           <w:sz w:val="22"/>
         </w:rPr>
-        <w:t xml:space="preserve"> model provided fast (&lt;30 seconds) and accurate segmentations of CRLM and ablation zones on contrast-enhanced CT scans, with largely positive physician reviews. </w:t>
+        <w:t xml:space="preserve"> model provided </w:t>
+      </w:r>
+      <w:proofErr w:type="gramStart"/>
+      <w:r>
+        <w:rPr>
+          <w:rFonts w:asciiTheme="minorHAnsi" w:hAnsiTheme="minorHAnsi" w:cstheme="minorHAnsi"/>
+          <w:sz w:val="22"/>
+        </w:rPr>
+        <w:t>fast</w:t>
+      </w:r>
+      <w:r>
+        <w:rPr>
+          <w:rFonts w:asciiTheme="minorHAnsi" w:hAnsiTheme="minorHAnsi" w:cstheme="minorHAnsi"/>
+          <w:sz w:val="22"/>
+        </w:rPr>
+        <w:t>(</w:t>
+      </w:r>
+      <w:proofErr w:type="gramEnd"/>
+      <w:r>
+        <w:rPr>
+          <w:rFonts w:asciiTheme="minorHAnsi" w:hAnsiTheme="minorHAnsi" w:cstheme="minorHAnsi"/>
+          <w:sz w:val="22"/>
+        </w:rPr>
+        <w:t>&lt;30 seconds) and accurate seg</w:t>
+      </w:r>
+      <w:r>
+        <w:rPr>
+          <w:rFonts w:asciiTheme="minorHAnsi" w:hAnsiTheme="minorHAnsi" w:cstheme="minorHAnsi"/>
+          <w:sz w:val="22"/>
+        </w:rPr>
+        <w:t>mentations of CRLM and ablation-</w:t>
+      </w:r>
+      <w:r>
+        <w:rPr>
+          <w:rFonts w:asciiTheme="minorHAnsi" w:hAnsiTheme="minorHAnsi" w:cstheme="minorHAnsi"/>
+          <w:sz w:val="22"/>
+        </w:rPr>
+        <w:t xml:space="preserve">zones on contrast-enhanced CT scans, with positive physician reviews. </w:t>
       </w:r>
     </w:p>
     <w:sectPr>
